--- a/backend/contract_templates/TZ.docx
+++ b/backend/contract_templates/TZ.docx
@@ -1,6 +1,6 @@
 
 <file path=word/document.xml><?xml version="1.0" encoding="utf-8"?>
-<w:document xmlns:wpc="http://schemas.microsoft.com/office/word/2010/wordprocessingCanvas" xmlns:cx="http://schemas.microsoft.com/office/drawing/2014/chartex" xmlns:cx1="http://schemas.microsoft.com/office/drawing/2015/9/8/chartex" xmlns:cx2="http://schemas.microsoft.com/office/drawing/2015/10/21/chartex" xmlns:cx3="http://schemas.microsoft.com/office/drawing/2016/5/9/chartex" xmlns:cx4="http://schemas.microsoft.com/office/drawing/2016/5/10/chartex" xmlns:cx5="http://schemas.microsoft.com/office/drawing/2016/5/11/chartex" xmlns:cx6="http://schemas.microsoft.com/office/drawing/2016/5/12/chartex" xmlns:cx7="http://schemas.microsoft.com/office/drawing/2016/5/13/chartex" xmlns:cx8="http://schemas.microsoft.com/office/drawing/2016/5/14/chartex" xmlns:mc="http://schemas.openxmlformats.org/markup-compatibility/2006" xmlns:aink="http://schemas.microsoft.com/office/drawing/2016/ink" xmlns:am3d="http://schemas.microsoft.com/office/drawing/2017/model3d" xmlns:o="urn:schemas-microsoft-com:office:office" xmlns:oel="http://schemas.microsoft.com/office/2019/extlst" xmlns:r="http://schemas.openxmlformats.org/officeDocument/2006/relationships" xmlns:m="http://schemas.openxmlformats.org/officeDocument/2006/math" xmlns:v="urn:schemas-microsoft-com:vml" xmlns:wp14="http://schemas.microsoft.com/office/word/2010/wordprocessingDrawing" xmlns:wp="http://schemas.openxmlformats.org/drawingml/2006/wordprocessingDrawing" xmlns:w10="urn:schemas-microsoft-com:office:word" xmlns:w="http://schemas.openxmlformats.org/wordprocessingml/2006/main" xmlns:w14="http://schemas.microsoft.com/office/word/2010/wordml" xmlns:w15="http://schemas.microsoft.com/office/word/2012/wordml" xmlns:w16cex="http://schemas.microsoft.com/office/word/2018/wordml/cex" xmlns:w16cid="http://schemas.microsoft.com/office/word/2016/wordml/cid" xmlns:w16="http://schemas.microsoft.com/office/word/2018/wordml" xmlns:w16du="http://schemas.microsoft.com/office/word/2023/wordml/word16du" xmlns:w16sdtdh="http://schemas.microsoft.com/office/word/2020/wordml/sdtdatahash" xmlns:w16sdtfl="http://schemas.microsoft.com/office/word/2024/wordml/sdtformatlock" xmlns:w16se="http://schemas.microsoft.com/office/word/2015/wordml/symex" xmlns:wpg="http://schemas.microsoft.com/office/word/2010/wordprocessingGroup" xmlns:wpi="http://schemas.microsoft.com/office/word/2010/wordprocessingInk" xmlns:wne="http://schemas.microsoft.com/office/word/2006/wordml" xmlns:wps="http://schemas.microsoft.com/office/word/2010/wordprocessingShape" mc:Ignorable="w14 w15 w16se w16cid w16 w16cex w16sdtdh w16sdtfl w16du wp14">
+<w:document xmlns:wpc="http://schemas.microsoft.com/office/word/2010/wordprocessingCanvas" xmlns:cx="http://schemas.microsoft.com/office/drawing/2014/chartex" xmlns:cx1="http://schemas.microsoft.com/office/drawing/2015/9/8/chartex" xmlns:cx2="http://schemas.microsoft.com/office/drawing/2015/10/21/chartex" xmlns:cx3="http://schemas.microsoft.com/office/drawing/2016/5/9/chartex" xmlns:cx4="http://schemas.microsoft.com/office/drawing/2016/5/10/chartex" xmlns:cx5="http://schemas.microsoft.com/office/drawing/2016/5/11/chartex" xmlns:cx6="http://schemas.microsoft.com/office/drawing/2016/5/12/chartex" xmlns:cx7="http://schemas.microsoft.com/office/drawing/2016/5/13/chartex" xmlns:cx8="http://schemas.microsoft.com/office/drawing/2016/5/14/chartex" xmlns:mc="http://schemas.openxmlformats.org/markup-compatibility/2006" xmlns:aink="http://schemas.microsoft.com/office/drawing/2016/ink" xmlns:am3d="http://schemas.microsoft.com/office/drawing/2017/model3d" xmlns:o="urn:schemas-microsoft-com:office:office" xmlns:oel="http://schemas.microsoft.com/office/2019/extlst" xmlns:r="http://schemas.openxmlformats.org/officeDocument/2006/relationships" xmlns:m="http://schemas.openxmlformats.org/officeDocument/2006/math" xmlns:v="urn:schemas-microsoft-com:vml" xmlns:wp14="http://schemas.microsoft.com/office/word/2010/wordprocessingDrawing" xmlns:wp="http://schemas.openxmlformats.org/drawingml/2006/wordprocessingDrawing" xmlns:w10="urn:schemas-microsoft-com:office:word" xmlns:w="http://schemas.openxmlformats.org/wordprocessingml/2006/main" xmlns:w14="http://schemas.microsoft.com/office/word/2010/wordml" xmlns:w15="http://schemas.microsoft.com/office/word/2012/wordml" xmlns:w16cex="http://schemas.microsoft.com/office/word/2018/wordml/cex" xmlns:w16cid="http://schemas.microsoft.com/office/word/2016/wordml/cid" xmlns:w16="http://schemas.microsoft.com/office/word/2018/wordml" xmlns:w16sdtdh="http://schemas.microsoft.com/office/word/2020/wordml/sdtdatahash" xmlns:w16se="http://schemas.microsoft.com/office/word/2015/wordml/symex" xmlns:wpg="http://schemas.microsoft.com/office/word/2010/wordprocessingGroup" xmlns:wpi="http://schemas.microsoft.com/office/word/2010/wordprocessingInk" xmlns:wne="http://schemas.microsoft.com/office/word/2006/wordml" xmlns:wps="http://schemas.microsoft.com/office/word/2010/wordprocessingShape" mc:Ignorable="w14 w15 w16se w16cid w16 w16cex w16sdtdh wp14">
   <w:body>
     <w:p>
       <w:pPr>
@@ -346,23 +346,13 @@
         </w:rPr>
         <w:t xml:space="preserve"> </w:t>
       </w:r>
-      <w:proofErr w:type="gramStart"/>
       <w:r>
         <w:rPr>
           <w:b/>
           <w:bCs/>
           <w:lang w:val="uz-Cyrl-UZ"/>
         </w:rPr>
-        <w:t>bo‘</w:t>
-      </w:r>
-      <w:proofErr w:type="gramEnd"/>
-      <w:r>
-        <w:rPr>
-          <w:b/>
-          <w:bCs/>
-          <w:lang w:val="uz-Cyrl-UZ"/>
-        </w:rPr>
-        <w:t>yicha</w:t>
+        <w:t>bo‘yicha</w:t>
       </w:r>
     </w:p>
     <w:p>
@@ -9622,7 +9612,7 @@
     </w:p>
     <w:tbl>
       <w:tblPr>
-        <w:tblW w:w="9639" w:type="dxa"/>
+        <w:tblW w:w="4820" w:type="dxa"/>
         <w:tblCellMar>
           <w:left w:w="10" w:type="dxa"/>
           <w:right w:w="10" w:type="dxa"/>
@@ -9631,7 +9621,6 @@
       </w:tblPr>
       <w:tblGrid>
         <w:gridCol w:w="4820"/>
-        <w:gridCol w:w="4819"/>
       </w:tblGrid>
       <w:tr>
         <w:tc>
@@ -9657,128 +9646,17 @@
               <w:rPr>
                 <w:lang w:val="uz-Cyrl-UZ"/>
               </w:rPr>
-              <w:t>Qurilish</w:t>
-            </w:r>
-            <w:r>
-              <w:rPr>
-                <w:lang w:val="en-US"/>
-              </w:rPr>
-              <w:t xml:space="preserve"> </w:t>
-            </w:r>
-            <w:r>
-              <w:rPr>
-                <w:lang w:val="uz-Cyrl-UZ"/>
-              </w:rPr>
-              <w:t>va</w:t>
-            </w:r>
-            <w:r>
-              <w:rPr>
-                <w:lang w:val="uz-Cyrl-UZ"/>
-              </w:rPr>
-              <w:t xml:space="preserve"> </w:t>
-            </w:r>
-            <w:r>
-              <w:rPr>
-                <w:lang w:val="uz-Cyrl-UZ"/>
-              </w:rPr>
-              <w:t>uy</w:t>
-            </w:r>
-            <w:r>
-              <w:rPr>
-                <w:lang w:val="uz-Cyrl-UZ"/>
-              </w:rPr>
-              <w:t>-</w:t>
-            </w:r>
-            <w:r>
-              <w:rPr>
-                <w:lang w:val="uz-Cyrl-UZ"/>
-              </w:rPr>
-              <w:t>joy</w:t>
-            </w:r>
-            <w:r>
-              <w:rPr>
-                <w:lang w:val="uz-Cyrl-UZ"/>
-              </w:rPr>
-              <w:t xml:space="preserve"> </w:t>
-            </w:r>
-            <w:r>
-              <w:rPr>
-                <w:lang w:val="uz-Cyrl-UZ"/>
-              </w:rPr>
-              <w:t>kommunal</w:t>
-            </w:r>
-            <w:r>
-              <w:rPr>
-                <w:lang w:val="uz-Cyrl-UZ"/>
-              </w:rPr>
-              <w:t xml:space="preserve"> </w:t>
-            </w:r>
-            <w:r>
-              <w:rPr>
-                <w:lang w:val="uz-Cyrl-UZ"/>
-              </w:rPr>
-              <w:t>xo‘jaligi</w:t>
-            </w:r>
-            <w:r>
-              <w:rPr>
-                <w:lang w:val="en-US"/>
-              </w:rPr>
-              <w:t xml:space="preserve"> </w:t>
-            </w:r>
-            <w:r>
-              <w:rPr>
-                <w:lang w:val="uz-Cyrl-UZ"/>
-              </w:rPr>
-              <w:t>vazirligi</w:t>
-            </w:r>
-            <w:r>
-              <w:rPr>
-                <w:lang w:val="uz-Cyrl-UZ"/>
-              </w:rPr>
-              <w:t xml:space="preserve"> </w:t>
-            </w:r>
-            <w:r>
-              <w:rPr>
-                <w:lang w:val="uz-Cyrl-UZ"/>
-              </w:rPr>
-              <w:t>iqtisodiy</w:t>
-            </w:r>
-            <w:r>
-              <w:rPr>
-                <w:lang w:val="uz-Cyrl-UZ"/>
-              </w:rPr>
-              <w:t xml:space="preserve"> </w:t>
-            </w:r>
-            <w:r>
-              <w:rPr>
-                <w:lang w:val="uz-Cyrl-UZ"/>
-              </w:rPr>
-              <w:t>islohotlar</w:t>
-            </w:r>
-            <w:r>
-              <w:rPr>
-                <w:lang w:val="en-US"/>
-              </w:rPr>
-              <w:br/>
-            </w:r>
-            <w:r>
-              <w:rPr>
-                <w:lang w:val="uz-Cyrl-UZ"/>
-              </w:rPr>
-              <w:t>bo‘lim</w:t>
-            </w:r>
-            <w:r>
-              <w:rPr>
-                <w:lang w:val="uz-Cyrl-UZ"/>
-              </w:rPr>
-              <w:t xml:space="preserve"> </w:t>
-            </w:r>
-            <w:r>
-              <w:rPr>
-                <w:lang w:val="uz-Cyrl-UZ"/>
-              </w:rPr>
-              <w:t>boshlig‘i</w:t>
-            </w:r>
+              <w:t>Qurilish va uy-joy kommunal xo‘jaligi vazirligi Texnik me’yorlash faoliyatini muvofiqlashtirish bo‘lim boshlig‘i</w:t>
+            </w:r>
+          </w:p>
+          <w:p>
+            <w:pPr>
+              <w:ind w:right="258"/>
+              <w:jc w:val="center"/>
+              <w:rPr>
+                <w:lang w:val="uz-Latn-UZ"/>
+              </w:rPr>
+            </w:pPr>
           </w:p>
           <w:p>
             <w:pPr>
@@ -9791,257 +9669,16 @@
             <w:r>
               <w:rPr>
                 <w:b/>
-                <w:lang w:val="uz-Cyrl-UZ"/>
-              </w:rPr>
-              <w:t>A</w:t>
-            </w:r>
-            <w:r>
-              <w:rPr>
-                <w:b/>
-                <w:lang w:val="uz-Cyrl-UZ"/>
-              </w:rPr>
-              <w:t xml:space="preserve">. </w:t>
-            </w:r>
-            <w:r>
-              <w:rPr>
-                <w:b/>
-                <w:lang w:val="uz-Cyrl-UZ"/>
-              </w:rPr>
-              <w:t>Azizov</w:t>
-            </w:r>
-            <w:r>
-              <w:rPr>
-                <w:b/>
+                <w:bCs/>
+                <w:lang w:val="uz-Cyrl-UZ"/>
+              </w:rPr>
+              <w:t>M.Sultonov</w:t>
+            </w:r>
+            <w:r>
+              <w:rPr>
                 <w:lang w:val="uz-Cyrl-UZ"/>
               </w:rPr>
               <w:t>_______________</w:t>
-            </w:r>
-          </w:p>
-        </w:tc>
-        <w:tc>
-          <w:tcPr>
-            <w:tcW w:w="4819" w:type="dxa"/>
-            <w:tcMar>
-              <w:top w:w="80" w:type="dxa"/>
-              <w:left w:w="120" w:type="dxa"/>
-              <w:bottom w:w="80" w:type="dxa"/>
-              <w:right w:w="120" w:type="dxa"/>
-            </w:tcMar>
-            <w:vAlign w:val="center"/>
-          </w:tcPr>
-          <w:p>
-            <w:pPr>
-              <w:ind w:right="258"/>
-              <w:jc w:val="center"/>
-              <w:rPr>
-                <w:bCs/>
-                <w:lang w:val="uz-Cyrl-UZ"/>
-              </w:rPr>
-            </w:pPr>
-            <w:r>
-              <w:rPr>
-                <w:bCs/>
-                <w:lang w:val="uz-Cyrl-UZ"/>
-              </w:rPr>
-              <w:t>Qurilish</w:t>
-            </w:r>
-            <w:r>
-              <w:rPr>
-                <w:bCs/>
-                <w:lang w:val="uz-Cyrl-UZ"/>
-              </w:rPr>
-              <w:t xml:space="preserve"> </w:t>
-            </w:r>
-            <w:r>
-              <w:rPr>
-                <w:bCs/>
-                <w:lang w:val="uz-Cyrl-UZ"/>
-              </w:rPr>
-              <w:t>va</w:t>
-            </w:r>
-            <w:r>
-              <w:rPr>
-                <w:bCs/>
-                <w:lang w:val="uz-Cyrl-UZ"/>
-              </w:rPr>
-              <w:t xml:space="preserve"> </w:t>
-            </w:r>
-            <w:r>
-              <w:rPr>
-                <w:bCs/>
-                <w:lang w:val="uz-Cyrl-UZ"/>
-              </w:rPr>
-              <w:t>uy</w:t>
-            </w:r>
-            <w:r>
-              <w:rPr>
-                <w:bCs/>
-                <w:lang w:val="uz-Cyrl-UZ"/>
-              </w:rPr>
-              <w:t>-</w:t>
-            </w:r>
-            <w:r>
-              <w:rPr>
-                <w:bCs/>
-                <w:lang w:val="uz-Cyrl-UZ"/>
-              </w:rPr>
-              <w:t>joy</w:t>
-            </w:r>
-            <w:r>
-              <w:rPr>
-                <w:bCs/>
-                <w:lang w:val="uz-Cyrl-UZ"/>
-              </w:rPr>
-              <w:t xml:space="preserve"> </w:t>
-            </w:r>
-            <w:r>
-              <w:rPr>
-                <w:bCs/>
-                <w:lang w:val="uz-Cyrl-UZ"/>
-              </w:rPr>
-              <w:t>kommunal</w:t>
-            </w:r>
-            <w:r>
-              <w:rPr>
-                <w:bCs/>
-                <w:lang w:val="uz-Cyrl-UZ"/>
-              </w:rPr>
-              <w:t xml:space="preserve"> </w:t>
-            </w:r>
-            <w:r>
-              <w:rPr>
-                <w:bCs/>
-                <w:lang w:val="uz-Cyrl-UZ"/>
-              </w:rPr>
-              <w:t>xo‘jaligi</w:t>
-            </w:r>
-            <w:r>
-              <w:rPr>
-                <w:bCs/>
-                <w:lang w:val="uz-Cyrl-UZ"/>
-              </w:rPr>
-              <w:t xml:space="preserve"> </w:t>
-            </w:r>
-            <w:r>
-              <w:rPr>
-                <w:bCs/>
-                <w:lang w:val="uz-Cyrl-UZ"/>
-              </w:rPr>
-              <w:t>vazirligi</w:t>
-            </w:r>
-            <w:r>
-              <w:rPr>
-                <w:bCs/>
-                <w:lang w:val="uz-Cyrl-UZ"/>
-              </w:rPr>
-              <w:t xml:space="preserve"> </w:t>
-            </w:r>
-            <w:r>
-              <w:rPr>
-                <w:bCs/>
-                <w:lang w:val="uz-Cyrl-UZ"/>
-              </w:rPr>
-              <w:t>loyiha</w:t>
-            </w:r>
-            <w:r>
-              <w:rPr>
-                <w:bCs/>
-                <w:lang w:val="uz-Cyrl-UZ"/>
-              </w:rPr>
-              <w:t xml:space="preserve"> </w:t>
-            </w:r>
-            <w:r>
-              <w:rPr>
-                <w:bCs/>
-                <w:lang w:val="uz-Cyrl-UZ"/>
-              </w:rPr>
-              <w:t>faoliyatini</w:t>
-            </w:r>
-            <w:r>
-              <w:rPr>
-                <w:bCs/>
-                <w:lang w:val="uz-Cyrl-UZ"/>
-              </w:rPr>
-              <w:t xml:space="preserve"> </w:t>
-            </w:r>
-            <w:r>
-              <w:rPr>
-                <w:bCs/>
-                <w:lang w:val="uz-Cyrl-UZ"/>
-              </w:rPr>
-              <w:t>muvofiqlashtirish</w:t>
-            </w:r>
-          </w:p>
-          <w:p>
-            <w:pPr>
-              <w:ind w:right="258"/>
-              <w:jc w:val="center"/>
-              <w:rPr>
-                <w:bCs/>
-                <w:lang w:val="uz-Cyrl-UZ"/>
-              </w:rPr>
-            </w:pPr>
-            <w:r>
-              <w:rPr>
-                <w:bCs/>
-                <w:lang w:val="uz-Cyrl-UZ"/>
-              </w:rPr>
-              <w:t>bo‘lim</w:t>
-            </w:r>
-            <w:r>
-              <w:rPr>
-                <w:bCs/>
-                <w:lang w:val="uz-Cyrl-UZ"/>
-              </w:rPr>
-              <w:t xml:space="preserve"> </w:t>
-            </w:r>
-            <w:r>
-              <w:rPr>
-                <w:bCs/>
-                <w:lang w:val="uz-Cyrl-UZ"/>
-              </w:rPr>
-              <w:t>boshlig‘i</w:t>
-            </w:r>
-          </w:p>
-          <w:p>
-            <w:pPr>
-              <w:spacing w:before="60" w:after="60"/>
-              <w:jc w:val="center"/>
-              <w:rPr>
-                <w:lang w:val="uz-Cyrl-UZ"/>
-              </w:rPr>
-            </w:pPr>
-            <w:r>
-              <w:rPr>
-                <w:b/>
-                <w:bCs/>
-                <w:lang w:val="uz-Cyrl-UZ"/>
-              </w:rPr>
-              <w:t>Sh</w:t>
-            </w:r>
-            <w:r>
-              <w:rPr>
-                <w:b/>
-                <w:bCs/>
-                <w:lang w:val="uz-Cyrl-UZ"/>
-              </w:rPr>
-              <w:t>.</w:t>
-            </w:r>
-            <w:r>
-              <w:rPr>
-                <w:b/>
-                <w:bCs/>
-                <w:lang w:val="uz-Cyrl-UZ"/>
-              </w:rPr>
-              <w:t>Odilov</w:t>
-            </w:r>
-            <w:r>
-              <w:rPr>
-                <w:b/>
-                <w:bCs/>
-                <w:lang w:val="uz-Cyrl-UZ"/>
-              </w:rPr>
-              <w:t xml:space="preserve"> ________________</w:t>
             </w:r>
           </w:p>
         </w:tc>
@@ -10065,7 +9702,7 @@
 </file>
 
 <file path=word/styles.xml><?xml version="1.0" encoding="utf-8"?>
-<w:styles xmlns:mc="http://schemas.openxmlformats.org/markup-compatibility/2006" xmlns:r="http://schemas.openxmlformats.org/officeDocument/2006/relationships" xmlns:w="http://schemas.openxmlformats.org/wordprocessingml/2006/main" xmlns:w14="http://schemas.microsoft.com/office/word/2010/wordml" xmlns:w15="http://schemas.microsoft.com/office/word/2012/wordml" xmlns:w16cex="http://schemas.microsoft.com/office/word/2018/wordml/cex" xmlns:w16cid="http://schemas.microsoft.com/office/word/2016/wordml/cid" xmlns:w16="http://schemas.microsoft.com/office/word/2018/wordml" xmlns:w16du="http://schemas.microsoft.com/office/word/2023/wordml/word16du" xmlns:w16sdtdh="http://schemas.microsoft.com/office/word/2020/wordml/sdtdatahash" xmlns:w16sdtfl="http://schemas.microsoft.com/office/word/2024/wordml/sdtformatlock" xmlns:w16se="http://schemas.microsoft.com/office/word/2015/wordml/symex" mc:Ignorable="w14 w15 w16se w16cid w16 w16cex w16sdtdh w16sdtfl w16du">
+<w:styles xmlns:mc="http://schemas.openxmlformats.org/markup-compatibility/2006" xmlns:r="http://schemas.openxmlformats.org/officeDocument/2006/relationships" xmlns:w="http://schemas.openxmlformats.org/wordprocessingml/2006/main" xmlns:w14="http://schemas.microsoft.com/office/word/2010/wordml" xmlns:w15="http://schemas.microsoft.com/office/word/2012/wordml" xmlns:w16cex="http://schemas.microsoft.com/office/word/2018/wordml/cex" xmlns:w16cid="http://schemas.microsoft.com/office/word/2016/wordml/cid" xmlns:w16="http://schemas.microsoft.com/office/word/2018/wordml" xmlns:w16sdtdh="http://schemas.microsoft.com/office/word/2020/wordml/sdtdatahash" xmlns:w16se="http://schemas.microsoft.com/office/word/2015/wordml/symex" mc:Ignorable="w14 w15 w16se w16cid w16 w16cex w16sdtdh">
   <w:docDefaults>
     <w:rPrDefault>
       <w:rPr>

--- a/backend/contract_templates/TZ.docx
+++ b/backend/contract_templates/TZ.docx
@@ -238,34 +238,14 @@
           <w:lang w:val="uz-Cyrl-UZ"/>
         </w:rPr>
       </w:pPr>
-      <w:proofErr w:type="spellStart"/>
       <w:r>
         <w:rPr>
           <w:b/>
           <w:bCs/>
           <w:lang w:val="en-US"/>
         </w:rPr>
-        <w:t>normativ</w:t>
+        <w:t>normativ hujjatlar</w:t>
       </w:r>
-      <w:proofErr w:type="spellEnd"/>
-      <w:r>
-        <w:rPr>
-          <w:b/>
-          <w:bCs/>
-          <w:lang w:val="en-US"/>
-        </w:rPr>
-        <w:t xml:space="preserve"> </w:t>
-      </w:r>
-      <w:proofErr w:type="spellStart"/>
-      <w:r>
-        <w:rPr>
-          <w:b/>
-          <w:bCs/>
-          <w:lang w:val="en-US"/>
-        </w:rPr>
-        <w:t>hujjatlar</w:t>
-      </w:r>
-      <w:proofErr w:type="spellEnd"/>
       <w:r>
         <w:rPr>
           <w:b/>
@@ -286,7 +266,6 @@
         <w:rPr>
           <w:b/>
           <w:bCs/>
-          <w:highlight w:val="yellow"/>
           <w:lang w:val="uz-Cyrl-UZ"/>
         </w:rPr>
         <w:t>qayta</w:t>
@@ -295,36 +274,6 @@
         <w:rPr>
           <w:b/>
           <w:bCs/>
-          <w:highlight w:val="yellow"/>
-          <w:lang w:val="uz-Cyrl-UZ"/>
-        </w:rPr>
-        <w:t xml:space="preserve"> </w:t>
-      </w:r>
-      <w:proofErr w:type="gramStart"/>
-      <w:r>
-        <w:rPr>
-          <w:b/>
-          <w:bCs/>
-          <w:highlight w:val="yellow"/>
-          <w:lang w:val="uz-Cyrl-UZ"/>
-        </w:rPr>
-        <w:t>ko‘</w:t>
-      </w:r>
-      <w:proofErr w:type="gramEnd"/>
-      <w:r>
-        <w:rPr>
-          <w:b/>
-          <w:bCs/>
-          <w:highlight w:val="yellow"/>
-          <w:lang w:val="uz-Cyrl-UZ"/>
-        </w:rPr>
-        <w:t>rib</w:t>
-      </w:r>
-      <w:r>
-        <w:rPr>
-          <w:b/>
-          <w:bCs/>
-          <w:highlight w:val="yellow"/>
           <w:lang w:val="uz-Cyrl-UZ"/>
         </w:rPr>
         <w:t xml:space="preserve"> </w:t>
@@ -333,7 +282,22 @@
         <w:rPr>
           <w:b/>
           <w:bCs/>
-          <w:highlight w:val="yellow"/>
+          <w:lang w:val="uz-Cyrl-UZ"/>
+        </w:rPr>
+        <w:t>ko‘rib</w:t>
+      </w:r>
+      <w:r>
+        <w:rPr>
+          <w:b/>
+          <w:bCs/>
+          <w:lang w:val="uz-Cyrl-UZ"/>
+        </w:rPr>
+        <w:t xml:space="preserve"> </w:t>
+      </w:r>
+      <w:r>
+        <w:rPr>
+          <w:b/>
+          <w:bCs/>
           <w:lang w:val="uz-Cyrl-UZ"/>
         </w:rPr>
         <w:t>chiqish</w:t>
@@ -2162,39 +2126,8 @@
                 <w:color w:val="auto"/>
                 <w:lang w:val="en-US"/>
               </w:rPr>
-              <w:t xml:space="preserve">ng </w:t>
-            </w:r>
-            <w:proofErr w:type="spellStart"/>
-            <w:r>
-              <w:rPr>
-                <w:b/>
-                <w:bCs/>
-                <w:color w:val="auto"/>
-                <w:lang w:val="en-US"/>
-              </w:rPr>
-              <w:t>umumiy</w:t>
-            </w:r>
-            <w:proofErr w:type="spellEnd"/>
-            <w:r>
-              <w:rPr>
-                <w:b/>
-                <w:bCs/>
-                <w:color w:val="auto"/>
-                <w:lang w:val="en-US"/>
-              </w:rPr>
-              <w:t xml:space="preserve"> </w:t>
-            </w:r>
-            <w:proofErr w:type="spellStart"/>
-            <w:r>
-              <w:rPr>
-                <w:b/>
-                <w:bCs/>
-                <w:color w:val="auto"/>
-                <w:lang w:val="en-US"/>
-              </w:rPr>
-              <w:t>beti</w:t>
-            </w:r>
-            <w:proofErr w:type="spellEnd"/>
+              <w:t>ng umumiy beti</w:t>
+            </w:r>
           </w:p>
         </w:tc>
         <w:tc>
@@ -2276,39 +2209,8 @@
                 <w:color w:val="auto"/>
                 <w:lang w:val="en-US"/>
               </w:rPr>
-              <w:t xml:space="preserve">ng </w:t>
-            </w:r>
-            <w:proofErr w:type="spellStart"/>
-            <w:r>
-              <w:rPr>
-                <w:b/>
-                <w:bCs/>
-                <w:color w:val="auto"/>
-                <w:lang w:val="en-US"/>
-              </w:rPr>
-              <w:t>murakkablik</w:t>
-            </w:r>
-            <w:proofErr w:type="spellEnd"/>
-            <w:r>
-              <w:rPr>
-                <w:b/>
-                <w:bCs/>
-                <w:color w:val="auto"/>
-                <w:lang w:val="en-US"/>
-              </w:rPr>
-              <w:t xml:space="preserve"> </w:t>
-            </w:r>
-            <w:proofErr w:type="spellStart"/>
-            <w:r>
-              <w:rPr>
-                <w:b/>
-                <w:bCs/>
-                <w:color w:val="auto"/>
-                <w:lang w:val="en-US"/>
-              </w:rPr>
-              <w:t>darajasi</w:t>
-            </w:r>
-            <w:proofErr w:type="spellEnd"/>
+              <w:t>ng murakkablik darajasi</w:t>
+            </w:r>
           </w:p>
         </w:tc>
         <w:tc>
@@ -2391,19 +2293,8 @@
                 <w:color w:val="auto"/>
                 <w:lang w:val="en-US"/>
               </w:rPr>
-              <w:t xml:space="preserve">ng </w:t>
-            </w:r>
-            <w:proofErr w:type="spellStart"/>
-            <w:r>
-              <w:rPr>
-                <w:b/>
-                <w:bCs/>
-                <w:color w:val="auto"/>
-                <w:lang w:val="en-US"/>
-              </w:rPr>
-              <w:t>toifasi</w:t>
-            </w:r>
-            <w:proofErr w:type="spellEnd"/>
+              <w:t>ng toifasi</w:t>
+            </w:r>
           </w:p>
         </w:tc>
         <w:tc>
@@ -2487,7 +2378,6 @@
               </w:rPr>
               <w:t xml:space="preserve">da </w:t>
             </w:r>
-            <w:proofErr w:type="spellStart"/>
             <w:r>
               <w:rPr>
                 <w:b/>
@@ -2495,49 +2385,8 @@
                 <w:color w:val="auto"/>
                 <w:lang w:val="en-US"/>
               </w:rPr>
-              <w:t>foydalanilgan</w:t>
-            </w:r>
-            <w:proofErr w:type="spellEnd"/>
-            <w:r>
-              <w:rPr>
-                <w:b/>
-                <w:bCs/>
-                <w:color w:val="auto"/>
-                <w:lang w:val="en-US"/>
-              </w:rPr>
-              <w:t xml:space="preserve"> </w:t>
-            </w:r>
-            <w:proofErr w:type="spellStart"/>
-            <w:r>
-              <w:rPr>
-                <w:b/>
-                <w:bCs/>
-                <w:color w:val="auto"/>
-                <w:lang w:val="en-US"/>
-              </w:rPr>
-              <w:t>manbalar</w:t>
-            </w:r>
-            <w:proofErr w:type="spellEnd"/>
-            <w:r>
-              <w:rPr>
-                <w:b/>
-                <w:bCs/>
-                <w:color w:val="auto"/>
-                <w:lang w:val="en-US"/>
-              </w:rPr>
-              <w:t xml:space="preserve"> </w:t>
-            </w:r>
-            <w:proofErr w:type="spellStart"/>
-            <w:r>
-              <w:rPr>
-                <w:b/>
-                <w:bCs/>
-                <w:color w:val="auto"/>
-                <w:lang w:val="en-US"/>
-              </w:rPr>
-              <w:t>soni</w:t>
-            </w:r>
-            <w:proofErr w:type="spellEnd"/>
+              <w:t>foydalanilgan manbalar soni</w:t>
+            </w:r>
           </w:p>
         </w:tc>
         <w:tc>
@@ -2619,47 +2468,7 @@
                 <w:color w:val="auto"/>
                 <w:lang w:val="en-US"/>
               </w:rPr>
-              <w:t xml:space="preserve">da </w:t>
-            </w:r>
-            <w:proofErr w:type="spellStart"/>
-            <w:r>
-              <w:rPr>
-                <w:b/>
-                <w:bCs/>
-                <w:color w:val="auto"/>
-                <w:lang w:val="en-US"/>
-              </w:rPr>
-              <w:t>tadqiqot</w:t>
-            </w:r>
-            <w:proofErr w:type="spellEnd"/>
-            <w:r>
-              <w:rPr>
-                <w:b/>
-                <w:bCs/>
-                <w:color w:val="auto"/>
-                <w:lang w:val="en-US"/>
-              </w:rPr>
-              <w:t xml:space="preserve"> </w:t>
-            </w:r>
-            <w:proofErr w:type="spellStart"/>
-            <w:r>
-              <w:rPr>
-                <w:b/>
-                <w:bCs/>
-                <w:color w:val="auto"/>
-                <w:lang w:val="en-US"/>
-              </w:rPr>
-              <w:t>o‘tkazilishi</w:t>
-            </w:r>
-            <w:proofErr w:type="spellEnd"/>
-            <w:r>
-              <w:rPr>
-                <w:b/>
-                <w:bCs/>
-                <w:color w:val="auto"/>
-                <w:lang w:val="en-US"/>
-              </w:rPr>
-              <w:t xml:space="preserve"> </w:t>
+              <w:t xml:space="preserve">da tadqiqot o‘tkazilishi </w:t>
             </w:r>
           </w:p>
         </w:tc>
